--- a/staticfiles/css/flask app.docx
+++ b/staticfiles/css/flask app.docx
@@ -4,6 +4,9 @@
   <w:body>
     <w:p>
       <w:r>
+        <w:rPr>
+          <w:noProof/>
+        </w:rPr>
         <w:drawing>
           <wp:inline distT="0" distB="0" distL="0" distR="0" wp14:anchorId="0F7B718A" wp14:editId="122E4423">
             <wp:extent cx="5731510" cy="1248410"/>
@@ -44,6 +47,9 @@
     <w:p/>
     <w:p>
       <w:r>
+        <w:rPr>
+          <w:noProof/>
+        </w:rPr>
         <w:drawing>
           <wp:inline distT="0" distB="0" distL="0" distR="0" wp14:anchorId="1D601141" wp14:editId="44C14783">
             <wp:extent cx="5731510" cy="2528570"/>
@@ -84,6 +90,9 @@
     <w:p/>
     <w:p>
       <w:r>
+        <w:rPr>
+          <w:noProof/>
+        </w:rPr>
         <w:drawing>
           <wp:inline distT="0" distB="0" distL="0" distR="0" wp14:anchorId="4BF7B1D8" wp14:editId="6290DCB3">
             <wp:extent cx="5731510" cy="2322830"/>
@@ -109,6 +118,128 @@
                     <a:xfrm>
                       <a:off x="0" y="0"/>
                       <a:ext cx="5731510" cy="2322830"/>
+                    </a:xfrm>
+                    <a:prstGeom prst="rect">
+                      <a:avLst/>
+                    </a:prstGeom>
+                  </pic:spPr>
+                </pic:pic>
+              </a:graphicData>
+            </a:graphic>
+          </wp:inline>
+        </w:drawing>
+      </w:r>
+    </w:p>
+    <w:p/>
+    <w:p/>
+    <w:p>
+      <w:r>
+        <w:lastRenderedPageBreak/>
+        <w:drawing>
+          <wp:inline distT="0" distB="0" distL="0" distR="0" wp14:anchorId="0D536020" wp14:editId="626D1B67">
+            <wp:extent cx="5731510" cy="1743075"/>
+            <wp:effectExtent l="0" t="0" r="2540" b="9525"/>
+            <wp:docPr id="79415648" name="Picture 1"/>
+            <wp:cNvGraphicFramePr>
+              <a:graphicFrameLocks xmlns:a="http://schemas.openxmlformats.org/drawingml/2006/main" noChangeAspect="1"/>
+            </wp:cNvGraphicFramePr>
+            <a:graphic xmlns:a="http://schemas.openxmlformats.org/drawingml/2006/main">
+              <a:graphicData uri="http://schemas.openxmlformats.org/drawingml/2006/picture">
+                <pic:pic xmlns:pic="http://schemas.openxmlformats.org/drawingml/2006/picture">
+                  <pic:nvPicPr>
+                    <pic:cNvPr id="79415648" name=""/>
+                    <pic:cNvPicPr/>
+                  </pic:nvPicPr>
+                  <pic:blipFill>
+                    <a:blip r:embed="rId7"/>
+                    <a:stretch>
+                      <a:fillRect/>
+                    </a:stretch>
+                  </pic:blipFill>
+                  <pic:spPr>
+                    <a:xfrm>
+                      <a:off x="0" y="0"/>
+                      <a:ext cx="5731510" cy="1743075"/>
+                    </a:xfrm>
+                    <a:prstGeom prst="rect">
+                      <a:avLst/>
+                    </a:prstGeom>
+                  </pic:spPr>
+                </pic:pic>
+              </a:graphicData>
+            </a:graphic>
+          </wp:inline>
+        </w:drawing>
+      </w:r>
+    </w:p>
+    <w:p/>
+    <w:p>
+      <w:r>
+        <w:drawing>
+          <wp:inline distT="0" distB="0" distL="0" distR="0" wp14:anchorId="1877E27F" wp14:editId="22FBBBB7">
+            <wp:extent cx="5731510" cy="2051685"/>
+            <wp:effectExtent l="0" t="0" r="2540" b="5715"/>
+            <wp:docPr id="1265383692" name="Picture 1"/>
+            <wp:cNvGraphicFramePr>
+              <a:graphicFrameLocks xmlns:a="http://schemas.openxmlformats.org/drawingml/2006/main" noChangeAspect="1"/>
+            </wp:cNvGraphicFramePr>
+            <a:graphic xmlns:a="http://schemas.openxmlformats.org/drawingml/2006/main">
+              <a:graphicData uri="http://schemas.openxmlformats.org/drawingml/2006/picture">
+                <pic:pic xmlns:pic="http://schemas.openxmlformats.org/drawingml/2006/picture">
+                  <pic:nvPicPr>
+                    <pic:cNvPr id="1265383692" name=""/>
+                    <pic:cNvPicPr/>
+                  </pic:nvPicPr>
+                  <pic:blipFill>
+                    <a:blip r:embed="rId8"/>
+                    <a:stretch>
+                      <a:fillRect/>
+                    </a:stretch>
+                  </pic:blipFill>
+                  <pic:spPr>
+                    <a:xfrm>
+                      <a:off x="0" y="0"/>
+                      <a:ext cx="5731510" cy="2051685"/>
+                    </a:xfrm>
+                    <a:prstGeom prst="rect">
+                      <a:avLst/>
+                    </a:prstGeom>
+                  </pic:spPr>
+                </pic:pic>
+              </a:graphicData>
+            </a:graphic>
+          </wp:inline>
+        </w:drawing>
+      </w:r>
+    </w:p>
+    <w:p/>
+    <w:p>
+      <w:r>
+        <w:drawing>
+          <wp:inline distT="0" distB="0" distL="0" distR="0" wp14:anchorId="622E826D" wp14:editId="7ED387D1">
+            <wp:extent cx="5731510" cy="3352165"/>
+            <wp:effectExtent l="0" t="0" r="2540" b="635"/>
+            <wp:docPr id="892671106" name="Picture 1"/>
+            <wp:cNvGraphicFramePr>
+              <a:graphicFrameLocks xmlns:a="http://schemas.openxmlformats.org/drawingml/2006/main" noChangeAspect="1"/>
+            </wp:cNvGraphicFramePr>
+            <a:graphic xmlns:a="http://schemas.openxmlformats.org/drawingml/2006/main">
+              <a:graphicData uri="http://schemas.openxmlformats.org/drawingml/2006/picture">
+                <pic:pic xmlns:pic="http://schemas.openxmlformats.org/drawingml/2006/picture">
+                  <pic:nvPicPr>
+                    <pic:cNvPr id="892671106" name=""/>
+                    <pic:cNvPicPr/>
+                  </pic:nvPicPr>
+                  <pic:blipFill>
+                    <a:blip r:embed="rId9"/>
+                    <a:stretch>
+                      <a:fillRect/>
+                    </a:stretch>
+                  </pic:blipFill>
+                  <pic:spPr>
+                    <a:xfrm>
+                      <a:off x="0" y="0"/>
+                      <a:ext cx="5731510" cy="3352165"/>
                     </a:xfrm>
                     <a:prstGeom prst="rect">
                       <a:avLst/>
